--- a/when_fire/docs/when_fire_model_2026-10-25.docx
+++ b/when_fire/docs/when_fire_model_2026-10-25.docx
@@ -146,7 +146,7 @@
     </w:p>
     <w:p>
       <w:r>
-        <w:t>The Librarian keeps the shelf.  Learn keeps a document whole as a source, reads it with the model in chunks, writes one claim per sentence it says, and fills the embeddings a few at a time by posting to itself (the embedder is heavy on the worker's compute budget).  The same origin and title handed in again reuses the source and adds only what is missing.  Ask returns the current claims that bear on a question, by words and by meaning, with their sources.  Media stores a picture or a recording in the private sources bucket and records it as a source a fact may cite.</w:t>
+        <w:t>The Librarian keeps the shelf.  Learn keeps a document whole as a source, reads it with the model in chunks, writes one claim per sentence it says, and fills the embeddings a few at a time by posting to itself (the embedder is heavy on the worker's compute budget).  The same origin and title handed in again reuses the source and adds only what is missing.  Ask returns the current claims that bear on a question, by words and by meaning, with their sources.  Media stores a picture, a recording or any file in the private sources bucket and records it as a source a fact may cite; the kind (picture, recording, file) is read from the media type.</w:t>
       </w:r>
     </w:p>
     <w:p>
@@ -262,7 +262,7 @@
         <w:color w:val="666666"/>
         <w:sz w:val="18"/>
       </w:rPr>
-      <w:t>when fire, October 25, 2026</w:t>
+      <w:t>when fire: the model  ·  living document</w:t>
     </w:r>
   </w:p>
 </w:hdr>

--- a/when_fire/docs/when_fire_model_2026-10-25.docx
+++ b/when_fire/docs/when_fire_model_2026-10-25.docx
@@ -136,7 +136,7 @@
     </w:p>
     <w:p>
       <w:r>
-        <w:t>The Thinker has one socket and two speeds.  The glance runs when a fact from the world lands: one model call that links the fact's concepts, says which whens it counts toward (with amounts), marks it expected, surprise or question, answers an open question if the fact does, opens a question if one is worth standing, writes a note only when the fact surprises or asks, and may turn turbo on for a few hours (at most six).  It reads any picture the fact cites.  The settle runs after an episode closes, within the thinking hours: a way runs, seats in order, each a model call that sees the transcript so far, then a closer chooses the exit: a conclusion (a note), a question (a standing thing, asked of the shelf, the record, Health or the person), a proposition for a calm moment (a note and a task), a commitment (a when on the Thinker's side), or nothing.  Ways are data: yes-and ships first (noticer, builder, gatherer, honesty), and the court (facilitator, proposer, challenger, honesty) is the second; a setting may override them.  Standing questions asked of the shelf are tried on the shelf before the way sits.</w:t>
+        <w:t>The Thinker has one socket and two speeds.  The glance runs when a fact from the world lands: one model call that links the fact's concepts, says which whens it counts toward (with amounts), marks it expected, surprise or question, answers an open question if the fact does, opens a question if one is worth standing, writes a note only when the fact surprises or asks, and may turn turbo on for a few hours (at most six).  It reads any picture the fact cites.  The settle runs after an episode closes, within the thinking hours: a way runs, seats in order, each a model call that sees the transcript so far, then the navigator chooses the way forward: a conclusion (a note), a question (a standing thing, asked of the shelf, the record, Health or the person), a proposition for a calm moment (a note and a task), a commitment (a when on the Thinker's side), or nothing.  Ways are data: yes-and ships first (noticer, builder, gatherer, honesty), and the court (facilitator, proposer, challenger, honesty) is the second; a setting may override them.  Standing questions asked of the shelf are tried on the shelf before the way sits.</w:t>
       </w:r>
     </w:p>
     <w:p>
